--- a/ru/discovery-articles/4.14 Инсулин.docx
+++ b/ru/discovery-articles/4.14 Инсулин.docx
@@ -4,136 +4,103 @@
   <w:body>
     <w:p>
       <w:pPr>
-        <w:spacing w:before="0" w:after="80"/>
+        <w:pStyle w:val="Title"/>
+        <w:widowControl/>
       </w:pPr>
       <w:r>
-        <w:rPr>
-          <w:rFonts w:ascii="Calibri" w:hAnsi="Calibri" w:cs="Calibri"/>
-          <w:b/>
-          <w:color w:val="2E74B5"/>
-          <w:sz w:val="20"/>
-        </w:rPr>
-        <w:t>4. Медицина, биология и общественное здравоохранение</w:t>
+        <w:t>4.14 Инсулин</w:t>
       </w:r>
     </w:p>
     <w:p>
       <w:pPr>
         <w:keepNext/>
-        <w:spacing w:before="0" w:after="120"/>
+        <w:widowControl/>
       </w:pPr>
       <w:r>
         <w:rPr>
-          <w:rFonts w:ascii="Calibri" w:hAnsi="Calibri" w:cs="Calibri"/>
-          <w:b/>
-          <w:color w:val="0B2545"/>
-          <w:sz w:val="48"/>
+          <w:sz w:val="20"/>
         </w:rPr>
-        <w:t>4.14 Инсулин</w:t>
+        <w:t>4. Медицина, биология и общественное здоровье</w:t>
       </w:r>
     </w:p>
     <w:p>
       <w:pPr>
-        <w:spacing w:before="0" w:after="200" w:line="276" w:lineRule="auto"/>
+        <w:keepNext/>
+        <w:widowControl/>
       </w:pPr>
       <w:r>
         <w:rPr>
-          <w:rFonts w:ascii="Calibri" w:hAnsi="Calibri" w:cs="Calibri"/>
-          <w:i/>
-          <w:color w:val="666666"/>
-          <w:sz w:val="21"/>
+          <w:sz w:val="20"/>
         </w:rPr>
-        <w:t>Период: 1921–1922 годы — выделение и первое клиническое применение; позднее — очищенный, рекомбинантный и аналоговый инсулин | Ключевые фигуры: Фредерик Бантинг; Чарльз Бест; Джон Маклеод; Джеймс Коллип; позднейшие производители и разработчики аналогов</w:t>
+        <w:t>Период: 1921–1922 годы — выделение и первое клиническое применение; позднее очищенные, синтетические препараты и аналоги | Основные участники: Фредерик Бантинг, Чарльз Бест, Джон Маклеод, Джеймс Коллип, позднее производители и разработчики аналогов</w:t>
       </w:r>
     </w:p>
     <w:p>
       <w:pPr>
-        <w:spacing w:before="0" w:after="200" w:line="300" w:lineRule="auto"/>
+        <w:widowControl/>
       </w:pPr>
       <w:r>
-        <w:rPr>
-          <w:rFonts w:ascii="Calibri" w:hAnsi="Calibri" w:cs="Calibri"/>
-          <w:color w:val="0B2545"/>
-          <w:sz w:val="23"/>
-        </w:rPr>
-        <w:t>Инсулин — гормон, который помогает клеткам поглощать глюкозу. Его введение восполняет то, чего организм лишается или не может эффективно использовать при диабете. Выделение инсулина превратило быстро смертельную болезнь в хроническое состояние, с которым миллионы людей могут жить годами.</w:t>
+        <w:t>Инсулин — гормон, позволяющий клеткам поглощать глюкозу. Вводимый препарат возмещает сигнал, утраченный или нарушенный при диабете. Его выделение превратило быстро смертельное заболевание в управляемое хроническое состояние для миллионов.</w:t>
       </w:r>
     </w:p>
     <w:p>
       <w:pPr>
         <w:pStyle w:val="Heading1"/>
+        <w:widowControl/>
       </w:pPr>
       <w:r>
-        <w:t>Ключевые факты</w:t>
+        <w:t>Кратко о главном</w:t>
       </w:r>
     </w:p>
     <w:p>
       <w:pPr>
-        <w:keepLines/>
-        <w:spacing w:after="80" w:line="300" w:lineRule="auto"/>
-        <w:numPr>
-          <w:ilvl w:val="0"/>
-          <w:numId w:val="10"/>
-        </w:numPr>
+        <w:pStyle w:val="ListBullet"/>
+        <w:widowControl/>
       </w:pPr>
       <w:r>
-        <w:t>В 1921–1922 годах Бантинг и Бест, работавшие в Торонто вместе с Маклеодом и Коллипом, получили активные экстракты поджелудочной железы.</w:t>
+        <w:t>В 1921–1922 годах Бантинг и Бест при участии Маклеода и Коллипа в Торонто получили активные экстракты поджелудочной железы.</w:t>
       </w:r>
     </w:p>
     <w:p>
       <w:pPr>
-        <w:keepLines/>
-        <w:spacing w:after="80" w:line="300" w:lineRule="auto"/>
-        <w:numPr>
-          <w:ilvl w:val="0"/>
-          <w:numId w:val="10"/>
-        </w:numPr>
+        <w:pStyle w:val="ListBullet"/>
+        <w:widowControl/>
       </w:pPr>
       <w:r>
-        <w:t>У первых пациентов с диабетом 1-го типа лечение приводило к поразительному выходу из кетоацидоза и истощения.</w:t>
+        <w:t>У первых пациентов с диабетом 1-го типа резко уменьшались кетоацидоз и истощение.</w:t>
       </w:r>
     </w:p>
     <w:p>
       <w:pPr>
-        <w:keepLines/>
-        <w:spacing w:after="80" w:line="300" w:lineRule="auto"/>
-        <w:numPr>
-          <w:ilvl w:val="0"/>
-          <w:numId w:val="10"/>
-        </w:numPr>
+        <w:pStyle w:val="ListBullet"/>
+        <w:widowControl/>
       </w:pPr>
       <w:r>
-        <w:t>Сначала инсулин получали из органов животных; позднее рекомбинантный человеческий инсулин снял многие ограничения по сырью.</w:t>
+        <w:t>Животный инсулин выпускали промышленно; позднее рекомбинантный человеческий уменьшил ограничения сырья.</w:t>
       </w:r>
     </w:p>
     <w:p>
       <w:pPr>
-        <w:keepLines/>
-        <w:spacing w:after="80" w:line="300" w:lineRule="auto"/>
-        <w:numPr>
-          <w:ilvl w:val="0"/>
-          <w:numId w:val="10"/>
-        </w:numPr>
+        <w:pStyle w:val="ListBullet"/>
+        <w:widowControl/>
       </w:pPr>
       <w:r>
-        <w:t>Аналоги инсулина и новые устройства для его введения позволили точнее управлять временем действия и упростили лечение.</w:t>
+        <w:t>Аналоги и устройства введения улучшили время действия и удобство.</w:t>
       </w:r>
     </w:p>
     <w:p>
       <w:pPr>
-        <w:keepLines/>
-        <w:spacing w:after="80" w:line="300" w:lineRule="auto"/>
-        <w:numPr>
-          <w:ilvl w:val="0"/>
-          <w:numId w:val="10"/>
-        </w:numPr>
+        <w:pStyle w:val="ListBullet"/>
+        <w:widowControl/>
       </w:pPr>
       <w:r>
-        <w:t>Несмотря на научный триумф, доступность и стоимость инсулина остаются глобальной проблемой справедливости.</w:t>
+        <w:t>Цена и доступ остаются вопросами мировой справедливости рядом с научным успехом.</w:t>
       </w:r>
     </w:p>
     <w:p>
       <w:pPr>
         <w:pStyle w:val="Heading1"/>
+        <w:widowControl/>
       </w:pPr>
       <w:r>
         <w:t>Что это такое</w:t>
@@ -141,143 +108,101 @@
     </w:p>
     <w:p>
       <w:pPr>
-        <w:keepLines w:val="0"/>
+        <w:widowControl/>
       </w:pPr>
       <w:r>
-        <w:t>Инсулин — пептидный гормон, который вырабатывают бета-клетки поджелудочной железы. Он подаёт тканям сигнал поглощать глюкозу из крови. При диабете 1-го типа эти клетки погибают; при диабете 2-го типа нечувствительность к инсулину часто со временем сочетается с его недостатком.</w:t>
-      </w:r>
-    </w:p>
-    <w:p>
-      <w:pPr>
-        <w:keepLines w:val="0"/>
-      </w:pPr>
-      <w:r>
-        <w:t>Лекарственный инсулин вводят с помощью инъекций или помпы, чтобы восстановить недостающий сигнал и поддержать энергетический обмен. Если прибегнуть к простой метафоре, это ключ, открывающий глюкозе дверь в клетку. Медицинское достижение состояло в том, чтобы выделить такой «ключ», очистить его и научиться безопасно подбирать дозу.</w:t>
+        <w:t>Инсулин — пептидный, то есть состоящий из цепочки аминокислот, гормон бета-клеток поджелудочной железы. Он сигнализирует тканям поглощать глюкозу крови. При диабете 1-го типа эти клетки утрачиваются; при 2-м часто сочетаются сниженная чувствительность и последующий недостаток гормона. Инъекция или инфузия восполняет сигнал для энергетического обмена. В упрощённом образе это ключ, открывающий клетке дверь для сахара. Достижением стали очистка «ключа» и безопасное дозирование.</w:t>
       </w:r>
     </w:p>
     <w:p>
       <w:pPr>
         <w:pStyle w:val="Heading1"/>
+        <w:widowControl/>
       </w:pPr>
       <w:r>
-        <w:t>Кто это открыл или изобрёл</w:t>
+        <w:t>Кто открыл или изобрёл</w:t>
       </w:r>
     </w:p>
     <w:p>
       <w:pPr>
-        <w:keepLines w:val="0"/>
+        <w:widowControl/>
       </w:pPr>
       <w:r>
-        <w:t>О существовании внутреннего секрета поджелудочной железы догадывались многие исследователи. Бантинг предложил опыты с перевязкой её протоков, Бест помогал в работе, Маклеод предоставил лабораторию и научное руководство, а Коллип очистил экстракты для применения у людей. Успех лечения пациентов в Торонто в 1922 году доказал действенность метода, хотя затем разгорелись споры о приоритете и решении Нобелевского комитета.</w:t>
-      </w:r>
-    </w:p>
-    <w:p>
-      <w:pPr>
-        <w:keepLines w:val="0"/>
-      </w:pPr>
-      <w:r>
-        <w:t>Позднее химики и биотехнологи научились заново получать и изменять молекулу. Свой вклад внесли и пациенты: они регулярно определяли сахар в моче, осваивали инъекции и на практике вырабатывали повседневный режим лечения. Открытие напоминало эстафету, финиш которой состоялся в больничной палате.</w:t>
+        <w:t>Многие подозревали внутреннюю секрецию поджелудочной. Бантинг предложил перевязку протоков в опытах, Бест помогал, Маклеод предоставил лабораторию и руководство, Коллип очистил экстракты для лечения. Последовали споры о первенстве и Нобелевской премии, но пациенты торонтской команды в 1922 году доказали действие. Позднее химики и биотехнологи переработали молекулу. Пациенты, записывавшие сахар мочи и осваивавшие уколы, формировали ежедневную практику. Эстафета открытия завершалась в больничной палате.</w:t>
       </w:r>
     </w:p>
     <w:p>
       <w:pPr>
         <w:pStyle w:val="Heading1"/>
+        <w:widowControl/>
       </w:pPr>
       <w:r>
-        <w:t>Когда и как это появилось</w:t>
+        <w:t>Когда и как появилось</w:t>
       </w:r>
     </w:p>
     <w:p>
       <w:pPr>
-        <w:keepLines w:val="0"/>
+        <w:widowControl/>
       </w:pPr>
       <w:r>
-        <w:t>После первого клинического успеха в Торонто в январе 1922 года метод с поразительной скоростью разошёлся по медицинским центрам. Компании наладили массовое получение инсулина из поджелудочных желёз животных, а в 1920–1930-е годы улучшили очистку и стандартизацию препарата.</w:t>
-      </w:r>
-    </w:p>
-    <w:p>
-      <w:pPr>
-        <w:keepLines w:val="0"/>
-      </w:pPr>
-      <w:r>
-        <w:t>В середине XX века появились формы с разной продолжительностью действия, а в 1980-е источником препарата стала технология рекомбинантной ДНК. Затем к самому гормону добавились шприц-ручки, помпы и системы непрерывного мониторинга глюкозы. Лечение спасало жизни там, где были доступны холодильное хранение и обучение, но оставляло людей без помощи там, где их не было.</w:t>
+        <w:t>Клинический успех января 1922 года быстро разошёлся по медицинским связям. Компании масштабировали извлечение из желез животных; в 1920–1930-х улучшались чистота и стандартизация. Препараты середины века меняли продолжительность действия, рекомбинантный инсулин 1980-х, полученный биотехнологически, изменил источник. Позднее добавились шприц-ручки, помпы и непрерывные датчики глюкозы. Лечение спасало жизни там, где удавалось обеспечить хранение препарата в холоде и обучение пациентов. В других местах доступ оставался ограниченным.</w:t>
       </w:r>
     </w:p>
     <w:p>
       <w:pPr>
         <w:pStyle w:val="Heading1"/>
+        <w:widowControl/>
       </w:pPr>
       <w:r>
-        <w:t>Научное значение</w:t>
+        <w:t>Значение для науки</w:t>
       </w:r>
     </w:p>
     <w:p>
       <w:pPr>
-        <w:keepLines w:val="0"/>
+        <w:widowControl/>
       </w:pPr>
       <w:r>
-        <w:t>История инсулина показала, что гормон можно выделить, измерить его активность и восполнить его недостаток. Так возник образец для всей клинической эндокринологии. Определение аминокислотной последовательности инсулина и последующее изучение его структуры продвинули химию белков.</w:t>
-      </w:r>
-    </w:p>
-    <w:p>
-      <w:pPr>
-        <w:keepLines w:val="0"/>
-      </w:pPr>
-      <w:r>
-        <w:t>Промышленное получение рекомбинантного инсулина стало одним из первых крупных успехов биотехнологии. Современные модели регуляции глюкозы по-прежнему строятся вокруг взаимодействия инсулина с гормонами противоположного действия. Клиника убедительно доказала: молекулярная заместительная терапия способна полностью изменить естественное течение болезни.</w:t>
+        <w:t>Инсулин доказал, что гормон можно выделить, измерить его активность и заместить, задав образец эндокринологии. Расшифровка аминокислотной последовательности и структуры развивала химию белков. Рекомбинантное производство стало ранней вехой биотехнологии. Модели постоянства уровня глюкозы по-прежнему строятся вокруг инсулина и противоположно действующих гормонов. Клиника показала, что молекулярное замещение меняет естественный ход болезни.</w:t>
       </w:r>
     </w:p>
     <w:p>
       <w:pPr>
         <w:pStyle w:val="Heading1"/>
+        <w:widowControl/>
       </w:pPr>
       <w:r>
-        <w:t>Влияние на последующее развитие</w:t>
+        <w:t>Влияние на дальнейшее развитие</w:t>
       </w:r>
     </w:p>
     <w:p>
       <w:pPr>
-        <w:keepLines w:val="0"/>
+        <w:widowControl/>
       </w:pPr>
       <w:r>
-        <w:t>Лечение диабета ускорило развитие диетологии, длительного контроля глюкозы и профилактики сердечно-сосудистых осложнений. Аналоги показали, как изменением структуры молекулы управлять пиком и продолжительностью действия препарата.</w:t>
-      </w:r>
-    </w:p>
-    <w:p>
-      <w:pPr>
-        <w:keepLines w:val="0"/>
-      </w:pPr>
-      <w:r>
-        <w:t>Островковые и стволовые клетки исследуют в поисках лечения без инъекций. Споры о цене инсулина отражают его незаменимость, а другие направления терапии переняли принцип восполнения того, чего не хватает организму.</w:t>
+        <w:t>Лечение диабета развивало диетологию, длительное наблюдение глюкозы и управление сердечно-сосудистым риском у людей, живущих дольше с историей повышенного сахара. Аналоги показали, как изменения структуры регулируют пик действия. Исследования островков поджелудочной и стволовых клеток ищут лечение, способное заменить инъекции. Споры о цене отражают незаменимость препарата. Другие хронические болезни унаследовали принцип восполнения недостающего.</w:t>
       </w:r>
     </w:p>
     <w:p>
       <w:pPr>
         <w:pStyle w:val="Heading1"/>
+        <w:widowControl/>
       </w:pPr>
       <w:r>
-        <w:t>Как это изменило жизнь людей</w:t>
+        <w:t>Как изменило жизнь людей</w:t>
       </w:r>
     </w:p>
     <w:p>
       <w:pPr>
-        <w:keepLines w:val="0"/>
+        <w:widowControl/>
       </w:pPr>
       <w:r>
-        <w:t>Дети, прежде умиравшие через несколько месяцев после диагноза, получили возможность вырасти — ценой постоянного внимания к себе. Еду, физическую нагрузку и сон пришлось согласовывать с дозами.</w:t>
-      </w:r>
-    </w:p>
-    <w:p>
-      <w:pPr>
-        <w:keepLines w:val="0"/>
-      </w:pPr>
-      <w:r>
-        <w:t>Спасение сопровождали стигма, приступы гипогликемии и ежедневное управление болезнью. Семейная жизнь строилась сначала вокруг шприцев, затем вокруг датчиков. Смертный приговор сменился пожизненным искусством равновесия, доступным в разных странах далеко не одинаково.</w:t>
+        <w:t>Дети, прежде обречённые через месяцы после диагноза, получили возможность вырасти — при постоянном внимании. Еду, движение и сон пришлось согласовывать с дозой. Вместе с благодарностью пришли стигма, эпизоды низкого сахара и бремя самоконтроля. Семейная жизнь строилась вокруг шприцев, позднее датчиков. Быстрый смертный приговор превратился в пожизненное поддержание равновесия, неравномерно доступное в аптеках мира.</w:t>
       </w:r>
     </w:p>
     <w:p>
       <w:pPr>
         <w:pStyle w:val="Heading1"/>
+        <w:widowControl/>
       </w:pPr>
       <w:r>
         <w:t>Источники и литература</w:t>
@@ -286,145 +211,150 @@
     <w:p>
       <w:pPr>
         <w:pStyle w:val="Heading2"/>
+        <w:widowControl/>
       </w:pPr>
       <w:r>
-        <w:t>A. Книги и основные научные труды</w:t>
+        <w:rPr>
+          <w:sz w:val="20"/>
+        </w:rPr>
+        <w:t>Книги и основные научные труды</w:t>
       </w:r>
     </w:p>
     <w:p>
       <w:pPr>
-        <w:keepLines/>
-        <w:spacing w:after="80" w:line="300" w:lineRule="auto"/>
-        <w:numPr>
-          <w:ilvl w:val="0"/>
-          <w:numId w:val="11"/>
-        </w:numPr>
+        <w:widowControl/>
       </w:pPr>
       <w:r>
-        <w:t>Bliss, Michael. The Discovery of Insulin. 25th anniversary ed. Chicago: University of Chicago Press, 2007.</w:t>
+        <w:rPr>
+          <w:sz w:val="20"/>
+        </w:rPr>
+        <w:t>1. Bliss, Michael. The Discovery of Insulin. 25th anniversary ed. Chicago: University of Chicago Press, 2007.</w:t>
       </w:r>
     </w:p>
     <w:p>
       <w:pPr>
         <w:pStyle w:val="Heading2"/>
+        <w:widowControl/>
       </w:pPr>
       <w:r>
-        <w:t>C. Материалы научных учреждений и энциклопедий</w:t>
+        <w:rPr>
+          <w:sz w:val="20"/>
+        </w:rPr>
+        <w:t>Материалы организаций и энциклопедии</w:t>
       </w:r>
     </w:p>
     <w:p>
       <w:pPr>
-        <w:keepLines/>
-        <w:spacing w:after="80" w:line="300" w:lineRule="auto"/>
-        <w:numPr>
-          <w:ilvl w:val="0"/>
-          <w:numId w:val="12"/>
-        </w:numPr>
+        <w:widowControl/>
       </w:pPr>
       <w:r>
-        <w:t>Encyclopaedia Britannica. «Insulin».</w:t>
+        <w:rPr>
+          <w:sz w:val="20"/>
+        </w:rPr>
+        <w:t xml:space="preserve">1. Encyclopaedia Britannica. 'Insulin.' </w:t>
       </w:r>
+      <w:hyperlink r:id="rId9">
+        <w:r>
+          <w:rPr>
+            <w:sz w:val="20"/>
+          </w:rPr>
+          <w:t>https://www.britannica.com/science/insulin</w:t>
+        </w:r>
+      </w:hyperlink>
       <w:r>
-        <w:t xml:space="preserve"> </w:t>
+        <w:rPr>
+          <w:sz w:val="20"/>
+        </w:rPr>
+      </w:r>
+    </w:p>
+    <w:p>
+      <w:pPr>
+        <w:widowControl/>
+      </w:pPr>
+      <w:r>
+        <w:rPr>
+          <w:sz w:val="20"/>
+        </w:rPr>
+        <w:t xml:space="preserve">2. Encyclopaedia Britannica. 'Frederick Banting.' </w:t>
+      </w:r>
+      <w:hyperlink r:id="rId10">
+        <w:r>
+          <w:rPr>
+            <w:sz w:val="20"/>
+          </w:rPr>
+          <w:t>https://www.britannica.com/biography/Frederick-Grant-Banting</w:t>
+        </w:r>
+      </w:hyperlink>
+      <w:r>
+        <w:rPr>
+          <w:sz w:val="20"/>
+        </w:rPr>
+      </w:r>
+    </w:p>
+    <w:p>
+      <w:pPr>
+        <w:pStyle w:val="Heading2"/>
+        <w:widowControl/>
+      </w:pPr>
+      <w:r>
+        <w:rPr>
+          <w:sz w:val="20"/>
+        </w:rPr>
+        <w:t>Материалы музеев, архивов и библиотек</w:t>
+      </w:r>
+    </w:p>
+    <w:p>
+      <w:pPr>
+        <w:widowControl/>
+      </w:pPr>
+      <w:r>
+        <w:rPr>
+          <w:sz w:val="20"/>
+        </w:rPr>
+        <w:t xml:space="preserve">1. University of Toronto. The Discovery and Early Development of Insulin archives. </w:t>
       </w:r>
       <w:hyperlink r:id="rId11">
         <w:r>
           <w:rPr>
-            <w:color w:val="0563C1"/>
-            <w:u w:val="single"/>
+            <w:sz w:val="20"/>
           </w:rPr>
-          <w:t>https://www.britannica.com/science/insulin</w:t>
+          <w:t>https://insulin.library.utoronto.ca/</w:t>
         </w:r>
       </w:hyperlink>
+      <w:r>
+        <w:rPr>
+          <w:sz w:val="20"/>
+        </w:rPr>
+      </w:r>
     </w:p>
     <w:p>
       <w:pPr>
-        <w:keepLines/>
-        <w:spacing w:after="80" w:line="300" w:lineRule="auto"/>
-        <w:numPr>
-          <w:ilvl w:val="0"/>
-          <w:numId w:val="12"/>
-        </w:numPr>
+        <w:widowControl/>
       </w:pPr>
       <w:r>
-        <w:t>Encyclopaedia Britannica. «Frederick Banting».</w:t>
-      </w:r>
-      <w:r>
-        <w:t xml:space="preserve"> </w:t>
+        <w:rPr>
+          <w:sz w:val="20"/>
+        </w:rPr>
+        <w:t xml:space="preserve">2. Nobel Prize. Physiology or Medicine 1923 (Banting and Macleod). </w:t>
       </w:r>
       <w:hyperlink r:id="rId12">
         <w:r>
           <w:rPr>
-            <w:color w:val="0563C1"/>
-            <w:u w:val="single"/>
-          </w:rPr>
-          <w:t>https://www.britannica.com/biography/Frederick-Grant-Banting</w:t>
-        </w:r>
-      </w:hyperlink>
-    </w:p>
-    <w:p>
-      <w:pPr>
-        <w:pStyle w:val="Heading2"/>
-      </w:pPr>
-      <w:r>
-        <w:t>D. Материалы музеев, архивов и библиотек</w:t>
-      </w:r>
-    </w:p>
-    <w:p>
-      <w:pPr>
-        <w:keepLines/>
-        <w:spacing w:after="80" w:line="300" w:lineRule="auto"/>
-        <w:numPr>
-          <w:ilvl w:val="0"/>
-          <w:numId w:val="13"/>
-        </w:numPr>
-      </w:pPr>
-      <w:r>
-        <w:t>Торонтский университет. Архивы, посвящённые открытию и ранней разработке инсулина.</w:t>
-      </w:r>
-      <w:r>
-        <w:t xml:space="preserve"> </w:t>
-      </w:r>
-      <w:hyperlink r:id="rId13">
-        <w:r>
-          <w:rPr>
-            <w:color w:val="0563C1"/>
-            <w:u w:val="single"/>
-          </w:rPr>
-          <w:t>https://insulin.library.utoronto.ca/</w:t>
-        </w:r>
-      </w:hyperlink>
-    </w:p>
-    <w:p>
-      <w:pPr>
-        <w:keepLines/>
-        <w:spacing w:after="80" w:line="300" w:lineRule="auto"/>
-        <w:numPr>
-          <w:ilvl w:val="0"/>
-          <w:numId w:val="13"/>
-        </w:numPr>
-      </w:pPr>
-      <w:r>
-        <w:t>Нобелевская премия по физиологии или медицине 1923 года: Бантинг и Маклеод.</w:t>
-      </w:r>
-      <w:r>
-        <w:t xml:space="preserve"> </w:t>
-      </w:r>
-      <w:hyperlink r:id="rId14">
-        <w:r>
-          <w:rPr>
-            <w:color w:val="0563C1"/>
-            <w:u w:val="single"/>
+            <w:sz w:val="20"/>
           </w:rPr>
           <w:t>https://www.nobelprize.org/prizes/medicine/1923/summary/</w:t>
         </w:r>
       </w:hyperlink>
+      <w:r>
+        <w:rPr>
+          <w:sz w:val="20"/>
+        </w:rPr>
+      </w:r>
     </w:p>
     <w:sectPr>
-      <w:headerReference w:type="default" r:id="rId9"/>
-      <w:footerReference w:type="default" r:id="rId10"/>
-      <w:pgSz w:w="12240" w:h="15840"/>
-      <w:pgMar w:top="1440" w:right="1440" w:bottom="1440" w:left="1440" w:header="708" w:footer="708" w:gutter="0"/>
+      <w:footerReference w:type="default" r:id="rId13"/>
+      <w:pgSz w:w="11906" w:h="16838"/>
+      <w:pgMar w:top="1020" w:right="1134" w:bottom="1020" w:left="1134" w:header="720" w:footer="720" w:gutter="0"/>
       <w:cols w:space="720"/>
       <w:docGrid w:linePitch="360"/>
     </w:sectPr>
@@ -437,60 +367,11 @@
   <w:p>
     <w:pPr>
       <w:pStyle w:val="Footer"/>
-      <w:spacing w:before="0" w:after="0"/>
       <w:jc w:val="right"/>
     </w:pPr>
-    <w:r>
-      <w:rPr>
-        <w:rFonts w:ascii="Calibri" w:hAnsi="Calibri" w:cs="Calibri"/>
-        <w:color w:val="666666"/>
-        <w:sz w:val="18"/>
-      </w:rPr>
-      <w:t xml:space="preserve">Страница </w:t>
-    </w:r>
-    <w:r>
-      <w:rPr>
-        <w:rFonts w:ascii="Calibri" w:hAnsi="Calibri" w:cs="Calibri"/>
-        <w:color w:val="666666"/>
-        <w:sz w:val="18"/>
-      </w:rPr>
-      <w:fldChar w:fldCharType="begin"/>
-      <w:instrText xml:space="preserve"> PAGE </w:instrText>
-      <w:fldChar w:fldCharType="separate"/>
-      <w:t>1</w:t>
-      <w:fldChar w:fldCharType="end"/>
-    </w:r>
+    <w:fldSimple w:instr="PAGE"/>
   </w:p>
 </w:ftr>
-</file>
-
-<file path=word/header1.xml><?xml version="1.0" encoding="utf-8"?>
-<w:hdr xmlns:m="http://schemas.openxmlformats.org/officeDocument/2006/math" xmlns:mc="http://schemas.openxmlformats.org/markup-compatibility/2006" xmlns:mo="http://schemas.microsoft.com/office/mac/office/2008/main" xmlns:mv="urn:schemas-microsoft-com:mac:vml" xmlns:o="urn:schemas-microsoft-com:office:office" xmlns:r="http://schemas.openxmlformats.org/officeDocument/2006/relationships" xmlns:v="urn:schemas-microsoft-com:vml" xmlns:w10="urn:schemas-microsoft-com:office:word" xmlns:w14="http://schemas.microsoft.com/office/word/2010/wordml" xmlns:w="http://schemas.openxmlformats.org/wordprocessingml/2006/main" xmlns:wne="http://schemas.microsoft.com/office/word/2006/wordml" xmlns:wp14="http://schemas.microsoft.com/office/word/2010/wordprocessingDrawing" xmlns:wp="http://schemas.openxmlformats.org/drawingml/2006/wordprocessingDrawing" xmlns:wpc="http://schemas.microsoft.com/office/word/2010/wordprocessingCanvas" xmlns:wpg="http://schemas.microsoft.com/office/word/2010/wordprocessingGroup" xmlns:wpi="http://schemas.microsoft.com/office/word/2010/wordprocessingInk" xmlns:wps="http://schemas.microsoft.com/office/word/2010/wordprocessingShape" mc:Ignorable="w14 wp14">
-  <w:p>
-    <w:pPr>
-      <w:pStyle w:val="Header"/>
-      <w:spacing w:after="0"/>
-      <w:jc w:val="left"/>
-    </w:pPr>
-    <w:r>
-      <w:rPr>
-        <w:rFonts w:ascii="Calibri" w:hAnsi="Calibri" w:cs="Calibri"/>
-        <w:b/>
-        <w:color w:val="666666"/>
-        <w:sz w:val="18"/>
-      </w:rPr>
-      <w:t>Открытия и изобретения</w:t>
-    </w:r>
-    <w:r>
-      <w:rPr>
-        <w:rFonts w:ascii="Calibri" w:hAnsi="Calibri" w:cs="Calibri"/>
-        <w:color w:val="666666"/>
-        <w:sz w:val="18"/>
-      </w:rPr>
-      <w:t xml:space="preserve">    |    4. Медицина, биология и общественное здравоохранение</w:t>
-    </w:r>
-  </w:p>
-</w:hdr>
 </file>
 
 <file path=word/numbering.xml><?xml version="1.0" encoding="utf-8"?>
@@ -693,78 +574,6 @@
   <w:num w:numId="9">
     <w:abstractNumId w:val="0"/>
   </w:num>
-  <w:abstractNum w:abstractNumId="9">
-    <w:multiLevelType w:val="singleLevel"/>
-    <w:lvl w:ilvl="0">
-      <w:start w:val="1"/>
-      <w:numFmt w:val="bullet"/>
-      <w:lvlText w:val="•"/>
-      <w:lvlJc w:val="left"/>
-      <w:pPr>
-        <w:tabs>
-          <w:tab w:val="num" w:pos="540"/>
-        </w:tabs>
-        <w:ind w:left="540" w:hanging="270"/>
-      </w:pPr>
-    </w:lvl>
-  </w:abstractNum>
-  <w:num w:numId="10">
-    <w:abstractNumId w:val="9"/>
-  </w:num>
-  <w:abstractNum w:abstractNumId="10">
-    <w:multiLevelType w:val="singleLevel"/>
-    <w:lvl w:ilvl="0">
-      <w:start w:val="1"/>
-      <w:numFmt w:val="decimal"/>
-      <w:lvlText w:val="%1."/>
-      <w:lvlJc w:val="left"/>
-      <w:pPr>
-        <w:tabs>
-          <w:tab w:val="num" w:pos="540"/>
-        </w:tabs>
-        <w:ind w:left="540" w:hanging="270"/>
-      </w:pPr>
-    </w:lvl>
-  </w:abstractNum>
-  <w:num w:numId="11">
-    <w:abstractNumId w:val="10"/>
-  </w:num>
-  <w:abstractNum w:abstractNumId="11">
-    <w:multiLevelType w:val="singleLevel"/>
-    <w:lvl w:ilvl="0">
-      <w:start w:val="1"/>
-      <w:numFmt w:val="decimal"/>
-      <w:lvlText w:val="%1."/>
-      <w:lvlJc w:val="left"/>
-      <w:pPr>
-        <w:tabs>
-          <w:tab w:val="num" w:pos="540"/>
-        </w:tabs>
-        <w:ind w:left="540" w:hanging="270"/>
-      </w:pPr>
-    </w:lvl>
-  </w:abstractNum>
-  <w:num w:numId="12">
-    <w:abstractNumId w:val="11"/>
-  </w:num>
-  <w:abstractNum w:abstractNumId="12">
-    <w:multiLevelType w:val="singleLevel"/>
-    <w:lvl w:ilvl="0">
-      <w:start w:val="1"/>
-      <w:numFmt w:val="decimal"/>
-      <w:lvlText w:val="%1."/>
-      <w:lvlJc w:val="left"/>
-      <w:pPr>
-        <w:tabs>
-          <w:tab w:val="num" w:pos="540"/>
-        </w:tabs>
-        <w:ind w:left="540" w:hanging="270"/>
-      </w:pPr>
-    </w:lvl>
-  </w:abstractNum>
-  <w:num w:numId="13">
-    <w:abstractNumId w:val="12"/>
-  </w:num>
 </w:numbering>
 </file>
 
@@ -773,7 +582,7 @@
   <w:docDefaults>
     <w:rPrDefault>
       <w:rPr>
-        <w:rFonts w:asciiTheme="minorHAnsi" w:eastAsiaTheme="minorEastAsia" w:hAnsiTheme="minorHAnsi" w:cstheme="minorBidi"/>
+        <w:rFonts/>
         <w:sz w:val="22"/>
         <w:szCs w:val="22"/>
         <w:lang w:val="en-US" w:eastAsia="en-US" w:bidi="ar-SA"/>
@@ -929,12 +738,13 @@
     <w:qFormat/>
     <w:rsid w:val="00FC693F"/>
     <w:pPr>
-      <w:widowControl/>
-      <w:spacing w:before="0" w:after="120" w:line="300" w:lineRule="auto"/>
+      <w:spacing w:after="120" w:line="259" w:lineRule="auto"/>
     </w:pPr>
     <w:rPr>
-      <w:rFonts w:ascii="Calibri" w:hAnsi="Calibri" w:cs="Calibri"/>
-      <w:sz w:val="22"/>
+      <w:rFonts w:ascii="Times New Roman" w:hAnsi="Times New Roman"/>
+      <w:color w:val="000000"/>
+      <w:sz w:val="24"/>
+      <w:lang w:val="ru-RU"/>
     </w:rPr>
   </w:style>
   <w:style w:type="paragraph" w:styleId="Header">
@@ -992,16 +802,17 @@
     <w:pPr>
       <w:keepNext/>
       <w:keepLines/>
-      <w:spacing w:before="360" w:after="200"/>
+      <w:spacing w:before="480" w:after="120" w:line="259" w:lineRule="auto"/>
       <w:outlineLvl w:val="0"/>
     </w:pPr>
     <w:rPr>
-      <w:rFonts w:asciiTheme="majorHAnsi" w:eastAsiaTheme="majorEastAsia" w:hAnsiTheme="majorHAnsi" w:cstheme="majorBidi" w:ascii="Calibri" w:hAnsi="Calibri" w:cs="Calibri"/>
+      <w:rFonts w:ascii="Times New Roman" w:hAnsi="Times New Roman"/>
       <w:b/>
       <w:bCs/>
-      <w:color w:val="2E74B5"/>
-      <w:sz w:val="32"/>
+      <w:color w:val="000000"/>
+      <w:sz w:val="26"/>
       <w:szCs w:val="28"/>
+      <w:lang w:val="ru-RU"/>
     </w:rPr>
   </w:style>
   <w:style w:type="paragraph" w:styleId="Heading2">
@@ -1016,16 +827,17 @@
     <w:pPr>
       <w:keepNext/>
       <w:keepLines/>
-      <w:spacing w:before="280" w:after="140"/>
+      <w:spacing w:before="200" w:after="120" w:line="259" w:lineRule="auto"/>
       <w:outlineLvl w:val="1"/>
     </w:pPr>
     <w:rPr>
-      <w:rFonts w:asciiTheme="majorHAnsi" w:eastAsiaTheme="majorEastAsia" w:hAnsiTheme="majorHAnsi" w:cstheme="majorBidi" w:ascii="Calibri" w:hAnsi="Calibri" w:cs="Calibri"/>
+      <w:rFonts w:ascii="Times New Roman" w:hAnsi="Times New Roman"/>
       <w:b/>
       <w:bCs/>
-      <w:color w:val="2E74B5"/>
+      <w:color w:val="000000"/>
       <w:sz w:val="26"/>
       <w:szCs w:val="26"/>
+      <w:lang w:val="ru-RU"/>
     </w:rPr>
   </w:style>
   <w:style w:type="paragraph" w:styleId="Heading3">
@@ -1040,15 +852,14 @@
     <w:pPr>
       <w:keepNext/>
       <w:keepLines/>
-      <w:spacing w:before="200" w:after="100"/>
+      <w:spacing w:before="200" w:after="0"/>
       <w:outlineLvl w:val="2"/>
     </w:pPr>
     <w:rPr>
-      <w:rFonts w:asciiTheme="majorHAnsi" w:eastAsiaTheme="majorEastAsia" w:hAnsiTheme="majorHAnsi" w:cstheme="majorBidi" w:ascii="Calibri" w:hAnsi="Calibri" w:cs="Calibri"/>
+      <w:rFonts/>
       <w:b/>
       <w:bCs/>
-      <w:color w:val="1F4D78"/>
-      <w:sz w:val="24"/>
+      <w:color w:val="4F81BD" w:themeColor="accent1"/>
     </w:rPr>
   </w:style>
   <w:style w:type="paragraph" w:styleId="Heading4">
@@ -1068,7 +879,7 @@
       <w:outlineLvl w:val="3"/>
     </w:pPr>
     <w:rPr>
-      <w:rFonts w:asciiTheme="majorHAnsi" w:eastAsiaTheme="majorEastAsia" w:hAnsiTheme="majorHAnsi" w:cstheme="majorBidi"/>
+      <w:rFonts/>
       <w:b/>
       <w:bCs/>
       <w:i/>
@@ -1093,7 +904,7 @@
       <w:outlineLvl w:val="4"/>
     </w:pPr>
     <w:rPr>
-      <w:rFonts w:asciiTheme="majorHAnsi" w:eastAsiaTheme="majorEastAsia" w:hAnsiTheme="majorHAnsi" w:cstheme="majorBidi"/>
+      <w:rFonts/>
       <w:color w:val="243F60" w:themeColor="accent1" w:themeShade="7F"/>
     </w:rPr>
   </w:style>
@@ -1114,7 +925,7 @@
       <w:outlineLvl w:val="5"/>
     </w:pPr>
     <w:rPr>
-      <w:rFonts w:asciiTheme="majorHAnsi" w:eastAsiaTheme="majorEastAsia" w:hAnsiTheme="majorHAnsi" w:cstheme="majorBidi"/>
+      <w:rFonts/>
       <w:i/>
       <w:iCs/>
       <w:color w:val="243F60" w:themeColor="accent1" w:themeShade="7F"/>
@@ -1137,7 +948,7 @@
       <w:outlineLvl w:val="6"/>
     </w:pPr>
     <w:rPr>
-      <w:rFonts w:asciiTheme="majorHAnsi" w:eastAsiaTheme="majorEastAsia" w:hAnsiTheme="majorHAnsi" w:cstheme="majorBidi"/>
+      <w:rFonts/>
       <w:i/>
       <w:iCs/>
       <w:color w:val="404040" w:themeColor="text1" w:themeTint="BF"/>
@@ -1160,7 +971,7 @@
       <w:outlineLvl w:val="7"/>
     </w:pPr>
     <w:rPr>
-      <w:rFonts w:asciiTheme="majorHAnsi" w:eastAsiaTheme="majorEastAsia" w:hAnsiTheme="majorHAnsi" w:cstheme="majorBidi"/>
+      <w:rFonts/>
       <w:color w:val="4F81BD" w:themeColor="accent1"/>
       <w:sz w:val="20"/>
       <w:szCs w:val="20"/>
@@ -1183,7 +994,7 @@
       <w:outlineLvl w:val="8"/>
     </w:pPr>
     <w:rPr>
-      <w:rFonts w:asciiTheme="majorHAnsi" w:eastAsiaTheme="majorEastAsia" w:hAnsiTheme="majorHAnsi" w:cstheme="majorBidi"/>
+      <w:rFonts/>
       <w:i/>
       <w:iCs/>
       <w:color w:val="404040" w:themeColor="text1" w:themeTint="BF"/>
@@ -1234,7 +1045,7 @@
     <w:uiPriority w:val="9"/>
     <w:rsid w:val="00FC693F"/>
     <w:rPr>
-      <w:rFonts w:asciiTheme="majorHAnsi" w:eastAsiaTheme="majorEastAsia" w:hAnsiTheme="majorHAnsi" w:cstheme="majorBidi"/>
+      <w:rFonts/>
       <w:b/>
       <w:bCs/>
       <w:color w:val="365F91" w:themeColor="accent1" w:themeShade="BF"/>
@@ -1249,7 +1060,7 @@
     <w:uiPriority w:val="9"/>
     <w:rsid w:val="00FC693F"/>
     <w:rPr>
-      <w:rFonts w:asciiTheme="majorHAnsi" w:eastAsiaTheme="majorEastAsia" w:hAnsiTheme="majorHAnsi" w:cstheme="majorBidi"/>
+      <w:rFonts/>
       <w:b/>
       <w:bCs/>
       <w:color w:val="4F81BD" w:themeColor="accent1"/>
@@ -1264,7 +1075,7 @@
     <w:uiPriority w:val="9"/>
     <w:rsid w:val="00FC693F"/>
     <w:rPr>
-      <w:rFonts w:asciiTheme="majorHAnsi" w:eastAsiaTheme="majorEastAsia" w:hAnsiTheme="majorHAnsi" w:cstheme="majorBidi"/>
+      <w:rFonts/>
       <w:b/>
       <w:bCs/>
       <w:color w:val="4F81BD" w:themeColor="accent1"/>
@@ -1279,19 +1090,17 @@
     <w:qFormat/>
     <w:rsid w:val="00FC693F"/>
     <w:pPr>
-      <w:pBdr>
-        <w:bottom w:val="single" w:sz="8" w:space="4" w:color="4F81BD" w:themeColor="accent1"/>
-      </w:pBdr>
-      <w:spacing w:after="300" w:line="240" w:lineRule="auto"/>
+      <w:spacing w:after="120" w:line="259" w:lineRule="auto"/>
       <w:contextualSpacing/>
     </w:pPr>
     <w:rPr>
-      <w:rFonts w:asciiTheme="majorHAnsi" w:eastAsiaTheme="majorEastAsia" w:hAnsiTheme="majorHAnsi" w:cstheme="majorBidi"/>
-      <w:color w:val="17365D" w:themeColor="text2" w:themeShade="BF"/>
+      <w:rFonts w:ascii="Times New Roman" w:hAnsi="Times New Roman"/>
+      <w:color w:val="000000"/>
       <w:spacing w:val="5"/>
       <w:kern w:val="28"/>
-      <w:sz w:val="52"/>
+      <w:sz w:val="40"/>
       <w:szCs w:val="52"/>
+      <w:lang w:val="ru-RU"/>
     </w:rPr>
   </w:style>
   <w:style w:type="character" w:customStyle="1" w:styleId="TitleChar">
@@ -1301,7 +1110,7 @@
     <w:uiPriority w:val="10"/>
     <w:rsid w:val="00FC693F"/>
     <w:rPr>
-      <w:rFonts w:asciiTheme="majorHAnsi" w:eastAsiaTheme="majorEastAsia" w:hAnsiTheme="majorHAnsi" w:cstheme="majorBidi"/>
+      <w:rFonts/>
       <w:color w:val="17365D" w:themeColor="text2" w:themeShade="BF"/>
       <w:spacing w:val="5"/>
       <w:kern w:val="28"/>
@@ -1323,7 +1132,7 @@
       </w:numPr>
     </w:pPr>
     <w:rPr>
-      <w:rFonts w:asciiTheme="majorHAnsi" w:eastAsiaTheme="majorEastAsia" w:hAnsiTheme="majorHAnsi" w:cstheme="majorBidi"/>
+      <w:rFonts/>
       <w:i/>
       <w:iCs/>
       <w:color w:val="4F81BD" w:themeColor="accent1"/>
@@ -1339,7 +1148,7 @@
     <w:uiPriority w:val="11"/>
     <w:rsid w:val="00FC693F"/>
     <w:rPr>
-      <w:rFonts w:asciiTheme="majorHAnsi" w:eastAsiaTheme="majorEastAsia" w:hAnsiTheme="majorHAnsi" w:cstheme="majorBidi"/>
+      <w:rFonts/>
       <w:i/>
       <w:iCs/>
       <w:color w:val="4F81BD" w:themeColor="accent1"/>
@@ -1464,8 +1273,15 @@
       <w:numPr>
         <w:numId w:val="1"/>
       </w:numPr>
+      <w:spacing w:after="120" w:line="259" w:lineRule="auto"/>
       <w:contextualSpacing/>
     </w:pPr>
+    <w:rPr>
+      <w:rFonts w:ascii="Times New Roman" w:hAnsi="Times New Roman"/>
+      <w:color w:val="000000"/>
+      <w:sz w:val="24"/>
+      <w:lang w:val="ru-RU"/>
+    </w:rPr>
   </w:style>
   <w:style w:type="paragraph" w:styleId="ListBullet2">
     <w:name w:val="List Bullet 2"/>
@@ -1637,7 +1453,7 @@
     <w:semiHidden/>
     <w:rsid w:val="00FC693F"/>
     <w:rPr>
-      <w:rFonts w:asciiTheme="majorHAnsi" w:eastAsiaTheme="majorEastAsia" w:hAnsiTheme="majorHAnsi" w:cstheme="majorBidi"/>
+      <w:rFonts/>
       <w:b/>
       <w:bCs/>
       <w:i/>
@@ -1653,7 +1469,7 @@
     <w:semiHidden/>
     <w:rsid w:val="00FC693F"/>
     <w:rPr>
-      <w:rFonts w:asciiTheme="majorHAnsi" w:eastAsiaTheme="majorEastAsia" w:hAnsiTheme="majorHAnsi" w:cstheme="majorBidi"/>
+      <w:rFonts/>
       <w:color w:val="243F60" w:themeColor="accent1" w:themeShade="7F"/>
     </w:rPr>
   </w:style>
@@ -1665,7 +1481,7 @@
     <w:semiHidden/>
     <w:rsid w:val="00FC693F"/>
     <w:rPr>
-      <w:rFonts w:asciiTheme="majorHAnsi" w:eastAsiaTheme="majorEastAsia" w:hAnsiTheme="majorHAnsi" w:cstheme="majorBidi"/>
+      <w:rFonts/>
       <w:i/>
       <w:iCs/>
       <w:color w:val="243F60" w:themeColor="accent1" w:themeShade="7F"/>
@@ -1679,7 +1495,7 @@
     <w:semiHidden/>
     <w:rsid w:val="00FC693F"/>
     <w:rPr>
-      <w:rFonts w:asciiTheme="majorHAnsi" w:eastAsiaTheme="majorEastAsia" w:hAnsiTheme="majorHAnsi" w:cstheme="majorBidi"/>
+      <w:rFonts/>
       <w:i/>
       <w:iCs/>
       <w:color w:val="404040" w:themeColor="text1" w:themeTint="BF"/>
@@ -1693,7 +1509,7 @@
     <w:semiHidden/>
     <w:rsid w:val="00FC693F"/>
     <w:rPr>
-      <w:rFonts w:asciiTheme="majorHAnsi" w:eastAsiaTheme="majorEastAsia" w:hAnsiTheme="majorHAnsi" w:cstheme="majorBidi"/>
+      <w:rFonts/>
       <w:color w:val="4F81BD" w:themeColor="accent1"/>
       <w:sz w:val="20"/>
       <w:szCs w:val="20"/>
@@ -1707,7 +1523,7 @@
     <w:semiHidden/>
     <w:rsid w:val="00FC693F"/>
     <w:rPr>
-      <w:rFonts w:asciiTheme="majorHAnsi" w:eastAsiaTheme="majorEastAsia" w:hAnsiTheme="majorHAnsi" w:cstheme="majorBidi"/>
+      <w:rFonts/>
       <w:i/>
       <w:iCs/>
       <w:color w:val="404040" w:themeColor="text1" w:themeTint="BF"/>
@@ -1766,9 +1582,6 @@
     <w:qFormat/>
     <w:rsid w:val="00FC693F"/>
     <w:pPr>
-      <w:pBdr>
-        <w:bottom w:val="single" w:sz="4" w:space="4" w:color="4F81BD" w:themeColor="accent1"/>
-      </w:pBdr>
       <w:spacing w:before="200" w:after="280"/>
       <w:ind w:left="936" w:right="936"/>
     </w:pPr>
@@ -3296,7 +3109,7 @@
         <w:spacing w:before="0" w:after="0" w:line="240" w:lineRule="auto"/>
       </w:pPr>
       <w:rPr>
-        <w:rFonts w:asciiTheme="majorHAnsi" w:eastAsiaTheme="majorEastAsia" w:hAnsiTheme="majorHAnsi" w:cstheme="majorBidi"/>
+        <w:rFonts/>
         <w:b/>
         <w:bCs/>
       </w:rPr>
@@ -3317,7 +3130,7 @@
         <w:spacing w:before="0" w:after="0" w:line="240" w:lineRule="auto"/>
       </w:pPr>
       <w:rPr>
-        <w:rFonts w:asciiTheme="majorHAnsi" w:eastAsiaTheme="majorEastAsia" w:hAnsiTheme="majorHAnsi" w:cstheme="majorBidi"/>
+        <w:rFonts/>
         <w:b/>
         <w:bCs/>
       </w:rPr>
@@ -3335,14 +3148,14 @@
     </w:tblStylePr>
     <w:tblStylePr w:type="firstCol">
       <w:rPr>
-        <w:rFonts w:asciiTheme="majorHAnsi" w:eastAsiaTheme="majorEastAsia" w:hAnsiTheme="majorHAnsi" w:cstheme="majorBidi"/>
+        <w:rFonts/>
         <w:b/>
         <w:bCs/>
       </w:rPr>
     </w:tblStylePr>
     <w:tblStylePr w:type="lastCol">
       <w:rPr>
-        <w:rFonts w:asciiTheme="majorHAnsi" w:eastAsiaTheme="majorEastAsia" w:hAnsiTheme="majorHAnsi" w:cstheme="majorBidi"/>
+        <w:rFonts/>
         <w:b/>
         <w:bCs/>
       </w:rPr>
@@ -3426,7 +3239,7 @@
         <w:spacing w:before="0" w:after="0" w:line="240" w:lineRule="auto"/>
       </w:pPr>
       <w:rPr>
-        <w:rFonts w:asciiTheme="majorHAnsi" w:eastAsiaTheme="majorEastAsia" w:hAnsiTheme="majorHAnsi" w:cstheme="majorBidi"/>
+        <w:rFonts/>
         <w:b/>
         <w:bCs/>
       </w:rPr>
@@ -3447,7 +3260,7 @@
         <w:spacing w:before="0" w:after="0" w:line="240" w:lineRule="auto"/>
       </w:pPr>
       <w:rPr>
-        <w:rFonts w:asciiTheme="majorHAnsi" w:eastAsiaTheme="majorEastAsia" w:hAnsiTheme="majorHAnsi" w:cstheme="majorBidi"/>
+        <w:rFonts/>
         <w:b/>
         <w:bCs/>
       </w:rPr>
@@ -3465,14 +3278,14 @@
     </w:tblStylePr>
     <w:tblStylePr w:type="firstCol">
       <w:rPr>
-        <w:rFonts w:asciiTheme="majorHAnsi" w:eastAsiaTheme="majorEastAsia" w:hAnsiTheme="majorHAnsi" w:cstheme="majorBidi"/>
+        <w:rFonts/>
         <w:b/>
         <w:bCs/>
       </w:rPr>
     </w:tblStylePr>
     <w:tblStylePr w:type="lastCol">
       <w:rPr>
-        <w:rFonts w:asciiTheme="majorHAnsi" w:eastAsiaTheme="majorEastAsia" w:hAnsiTheme="majorHAnsi" w:cstheme="majorBidi"/>
+        <w:rFonts/>
         <w:b/>
         <w:bCs/>
       </w:rPr>
@@ -3556,7 +3369,7 @@
         <w:spacing w:before="0" w:after="0" w:line="240" w:lineRule="auto"/>
       </w:pPr>
       <w:rPr>
-        <w:rFonts w:asciiTheme="majorHAnsi" w:eastAsiaTheme="majorEastAsia" w:hAnsiTheme="majorHAnsi" w:cstheme="majorBidi"/>
+        <w:rFonts/>
         <w:b/>
         <w:bCs/>
       </w:rPr>
@@ -3577,7 +3390,7 @@
         <w:spacing w:before="0" w:after="0" w:line="240" w:lineRule="auto"/>
       </w:pPr>
       <w:rPr>
-        <w:rFonts w:asciiTheme="majorHAnsi" w:eastAsiaTheme="majorEastAsia" w:hAnsiTheme="majorHAnsi" w:cstheme="majorBidi"/>
+        <w:rFonts/>
         <w:b/>
         <w:bCs/>
       </w:rPr>
@@ -3595,14 +3408,14 @@
     </w:tblStylePr>
     <w:tblStylePr w:type="firstCol">
       <w:rPr>
-        <w:rFonts w:asciiTheme="majorHAnsi" w:eastAsiaTheme="majorEastAsia" w:hAnsiTheme="majorHAnsi" w:cstheme="majorBidi"/>
+        <w:rFonts/>
         <w:b/>
         <w:bCs/>
       </w:rPr>
     </w:tblStylePr>
     <w:tblStylePr w:type="lastCol">
       <w:rPr>
-        <w:rFonts w:asciiTheme="majorHAnsi" w:eastAsiaTheme="majorEastAsia" w:hAnsiTheme="majorHAnsi" w:cstheme="majorBidi"/>
+        <w:rFonts/>
         <w:b/>
         <w:bCs/>
       </w:rPr>
@@ -3686,7 +3499,7 @@
         <w:spacing w:before="0" w:after="0" w:line="240" w:lineRule="auto"/>
       </w:pPr>
       <w:rPr>
-        <w:rFonts w:asciiTheme="majorHAnsi" w:eastAsiaTheme="majorEastAsia" w:hAnsiTheme="majorHAnsi" w:cstheme="majorBidi"/>
+        <w:rFonts/>
         <w:b/>
         <w:bCs/>
       </w:rPr>
@@ -3707,7 +3520,7 @@
         <w:spacing w:before="0" w:after="0" w:line="240" w:lineRule="auto"/>
       </w:pPr>
       <w:rPr>
-        <w:rFonts w:asciiTheme="majorHAnsi" w:eastAsiaTheme="majorEastAsia" w:hAnsiTheme="majorHAnsi" w:cstheme="majorBidi"/>
+        <w:rFonts/>
         <w:b/>
         <w:bCs/>
       </w:rPr>
@@ -3725,14 +3538,14 @@
     </w:tblStylePr>
     <w:tblStylePr w:type="firstCol">
       <w:rPr>
-        <w:rFonts w:asciiTheme="majorHAnsi" w:eastAsiaTheme="majorEastAsia" w:hAnsiTheme="majorHAnsi" w:cstheme="majorBidi"/>
+        <w:rFonts/>
         <w:b/>
         <w:bCs/>
       </w:rPr>
     </w:tblStylePr>
     <w:tblStylePr w:type="lastCol">
       <w:rPr>
-        <w:rFonts w:asciiTheme="majorHAnsi" w:eastAsiaTheme="majorEastAsia" w:hAnsiTheme="majorHAnsi" w:cstheme="majorBidi"/>
+        <w:rFonts/>
         <w:b/>
         <w:bCs/>
       </w:rPr>
@@ -3816,7 +3629,7 @@
         <w:spacing w:before="0" w:after="0" w:line="240" w:lineRule="auto"/>
       </w:pPr>
       <w:rPr>
-        <w:rFonts w:asciiTheme="majorHAnsi" w:eastAsiaTheme="majorEastAsia" w:hAnsiTheme="majorHAnsi" w:cstheme="majorBidi"/>
+        <w:rFonts/>
         <w:b/>
         <w:bCs/>
       </w:rPr>
@@ -3837,7 +3650,7 @@
         <w:spacing w:before="0" w:after="0" w:line="240" w:lineRule="auto"/>
       </w:pPr>
       <w:rPr>
-        <w:rFonts w:asciiTheme="majorHAnsi" w:eastAsiaTheme="majorEastAsia" w:hAnsiTheme="majorHAnsi" w:cstheme="majorBidi"/>
+        <w:rFonts/>
         <w:b/>
         <w:bCs/>
       </w:rPr>
@@ -3855,14 +3668,14 @@
     </w:tblStylePr>
     <w:tblStylePr w:type="firstCol">
       <w:rPr>
-        <w:rFonts w:asciiTheme="majorHAnsi" w:eastAsiaTheme="majorEastAsia" w:hAnsiTheme="majorHAnsi" w:cstheme="majorBidi"/>
+        <w:rFonts/>
         <w:b/>
         <w:bCs/>
       </w:rPr>
     </w:tblStylePr>
     <w:tblStylePr w:type="lastCol">
       <w:rPr>
-        <w:rFonts w:asciiTheme="majorHAnsi" w:eastAsiaTheme="majorEastAsia" w:hAnsiTheme="majorHAnsi" w:cstheme="majorBidi"/>
+        <w:rFonts/>
         <w:b/>
         <w:bCs/>
       </w:rPr>
@@ -3946,7 +3759,7 @@
         <w:spacing w:before="0" w:after="0" w:line="240" w:lineRule="auto"/>
       </w:pPr>
       <w:rPr>
-        <w:rFonts w:asciiTheme="majorHAnsi" w:eastAsiaTheme="majorEastAsia" w:hAnsiTheme="majorHAnsi" w:cstheme="majorBidi"/>
+        <w:rFonts/>
         <w:b/>
         <w:bCs/>
       </w:rPr>
@@ -3967,7 +3780,7 @@
         <w:spacing w:before="0" w:after="0" w:line="240" w:lineRule="auto"/>
       </w:pPr>
       <w:rPr>
-        <w:rFonts w:asciiTheme="majorHAnsi" w:eastAsiaTheme="majorEastAsia" w:hAnsiTheme="majorHAnsi" w:cstheme="majorBidi"/>
+        <w:rFonts/>
         <w:b/>
         <w:bCs/>
       </w:rPr>
@@ -3985,14 +3798,14 @@
     </w:tblStylePr>
     <w:tblStylePr w:type="firstCol">
       <w:rPr>
-        <w:rFonts w:asciiTheme="majorHAnsi" w:eastAsiaTheme="majorEastAsia" w:hAnsiTheme="majorHAnsi" w:cstheme="majorBidi"/>
+        <w:rFonts/>
         <w:b/>
         <w:bCs/>
       </w:rPr>
     </w:tblStylePr>
     <w:tblStylePr w:type="lastCol">
       <w:rPr>
-        <w:rFonts w:asciiTheme="majorHAnsi" w:eastAsiaTheme="majorEastAsia" w:hAnsiTheme="majorHAnsi" w:cstheme="majorBidi"/>
+        <w:rFonts/>
         <w:b/>
         <w:bCs/>
       </w:rPr>
@@ -4076,7 +3889,7 @@
         <w:spacing w:before="0" w:after="0" w:line="240" w:lineRule="auto"/>
       </w:pPr>
       <w:rPr>
-        <w:rFonts w:asciiTheme="majorHAnsi" w:eastAsiaTheme="majorEastAsia" w:hAnsiTheme="majorHAnsi" w:cstheme="majorBidi"/>
+        <w:rFonts/>
         <w:b/>
         <w:bCs/>
       </w:rPr>
@@ -4097,7 +3910,7 @@
         <w:spacing w:before="0" w:after="0" w:line="240" w:lineRule="auto"/>
       </w:pPr>
       <w:rPr>
-        <w:rFonts w:asciiTheme="majorHAnsi" w:eastAsiaTheme="majorEastAsia" w:hAnsiTheme="majorHAnsi" w:cstheme="majorBidi"/>
+        <w:rFonts/>
         <w:b/>
         <w:bCs/>
       </w:rPr>
@@ -4115,14 +3928,14 @@
     </w:tblStylePr>
     <w:tblStylePr w:type="firstCol">
       <w:rPr>
-        <w:rFonts w:asciiTheme="majorHAnsi" w:eastAsiaTheme="majorEastAsia" w:hAnsiTheme="majorHAnsi" w:cstheme="majorBidi"/>
+        <w:rFonts/>
         <w:b/>
         <w:bCs/>
       </w:rPr>
     </w:tblStylePr>
     <w:tblStylePr w:type="lastCol">
       <w:rPr>
-        <w:rFonts w:asciiTheme="majorHAnsi" w:eastAsiaTheme="majorEastAsia" w:hAnsiTheme="majorHAnsi" w:cstheme="majorBidi"/>
+        <w:rFonts/>
         <w:b/>
         <w:bCs/>
       </w:rPr>
@@ -5987,7 +5800,7 @@
     </w:tblPr>
     <w:tblStylePr w:type="firstRow">
       <w:rPr>
-        <w:rFonts w:asciiTheme="majorHAnsi" w:eastAsiaTheme="majorEastAsia" w:hAnsiTheme="majorHAnsi" w:cstheme="majorBidi"/>
+        <w:rFonts/>
       </w:rPr>
       <w:tblPr/>
       <w:tcPr>
@@ -6071,7 +5884,7 @@
     </w:tblPr>
     <w:tblStylePr w:type="firstRow">
       <w:rPr>
-        <w:rFonts w:asciiTheme="majorHAnsi" w:eastAsiaTheme="majorEastAsia" w:hAnsiTheme="majorHAnsi" w:cstheme="majorBidi"/>
+        <w:rFonts/>
       </w:rPr>
       <w:tblPr/>
       <w:tcPr>
@@ -6155,7 +5968,7 @@
     </w:tblPr>
     <w:tblStylePr w:type="firstRow">
       <w:rPr>
-        <w:rFonts w:asciiTheme="majorHAnsi" w:eastAsiaTheme="majorEastAsia" w:hAnsiTheme="majorHAnsi" w:cstheme="majorBidi"/>
+        <w:rFonts/>
       </w:rPr>
       <w:tblPr/>
       <w:tcPr>
@@ -6239,7 +6052,7 @@
     </w:tblPr>
     <w:tblStylePr w:type="firstRow">
       <w:rPr>
-        <w:rFonts w:asciiTheme="majorHAnsi" w:eastAsiaTheme="majorEastAsia" w:hAnsiTheme="majorHAnsi" w:cstheme="majorBidi"/>
+        <w:rFonts/>
       </w:rPr>
       <w:tblPr/>
       <w:tcPr>
@@ -6323,7 +6136,7 @@
     </w:tblPr>
     <w:tblStylePr w:type="firstRow">
       <w:rPr>
-        <w:rFonts w:asciiTheme="majorHAnsi" w:eastAsiaTheme="majorEastAsia" w:hAnsiTheme="majorHAnsi" w:cstheme="majorBidi"/>
+        <w:rFonts/>
       </w:rPr>
       <w:tblPr/>
       <w:tcPr>
@@ -6407,7 +6220,7 @@
     </w:tblPr>
     <w:tblStylePr w:type="firstRow">
       <w:rPr>
-        <w:rFonts w:asciiTheme="majorHAnsi" w:eastAsiaTheme="majorEastAsia" w:hAnsiTheme="majorHAnsi" w:cstheme="majorBidi"/>
+        <w:rFonts/>
       </w:rPr>
       <w:tblPr/>
       <w:tcPr>
@@ -6491,7 +6304,7 @@
     </w:tblPr>
     <w:tblStylePr w:type="firstRow">
       <w:rPr>
-        <w:rFonts w:asciiTheme="majorHAnsi" w:eastAsiaTheme="majorEastAsia" w:hAnsiTheme="majorHAnsi" w:cstheme="majorBidi"/>
+        <w:rFonts/>
       </w:rPr>
       <w:tblPr/>
       <w:tcPr>
@@ -6556,7 +6369,7 @@
       <w:spacing w:after="0" w:line="240" w:lineRule="auto"/>
     </w:pPr>
     <w:rPr>
-      <w:rFonts w:asciiTheme="majorHAnsi" w:eastAsiaTheme="majorEastAsia" w:hAnsiTheme="majorHAnsi" w:cstheme="majorBidi"/>
+      <w:rFonts/>
       <w:color w:val="000000" w:themeColor="text1"/>
     </w:rPr>
     <w:tblPr>
@@ -6684,7 +6497,7 @@
       <w:spacing w:after="0" w:line="240" w:lineRule="auto"/>
     </w:pPr>
     <w:rPr>
-      <w:rFonts w:asciiTheme="majorHAnsi" w:eastAsiaTheme="majorEastAsia" w:hAnsiTheme="majorHAnsi" w:cstheme="majorBidi"/>
+      <w:rFonts/>
       <w:color w:val="000000" w:themeColor="text1"/>
     </w:rPr>
     <w:tblPr>
@@ -6812,7 +6625,7 @@
       <w:spacing w:after="0" w:line="240" w:lineRule="auto"/>
     </w:pPr>
     <w:rPr>
-      <w:rFonts w:asciiTheme="majorHAnsi" w:eastAsiaTheme="majorEastAsia" w:hAnsiTheme="majorHAnsi" w:cstheme="majorBidi"/>
+      <w:rFonts/>
       <w:color w:val="000000" w:themeColor="text1"/>
     </w:rPr>
     <w:tblPr>
@@ -6940,7 +6753,7 @@
       <w:spacing w:after="0" w:line="240" w:lineRule="auto"/>
     </w:pPr>
     <w:rPr>
-      <w:rFonts w:asciiTheme="majorHAnsi" w:eastAsiaTheme="majorEastAsia" w:hAnsiTheme="majorHAnsi" w:cstheme="majorBidi"/>
+      <w:rFonts/>
       <w:color w:val="000000" w:themeColor="text1"/>
     </w:rPr>
     <w:tblPr>
@@ -7068,7 +6881,7 @@
       <w:spacing w:after="0" w:line="240" w:lineRule="auto"/>
     </w:pPr>
     <w:rPr>
-      <w:rFonts w:asciiTheme="majorHAnsi" w:eastAsiaTheme="majorEastAsia" w:hAnsiTheme="majorHAnsi" w:cstheme="majorBidi"/>
+      <w:rFonts/>
       <w:color w:val="000000" w:themeColor="text1"/>
     </w:rPr>
     <w:tblPr>
@@ -7196,7 +7009,7 @@
       <w:spacing w:after="0" w:line="240" w:lineRule="auto"/>
     </w:pPr>
     <w:rPr>
-      <w:rFonts w:asciiTheme="majorHAnsi" w:eastAsiaTheme="majorEastAsia" w:hAnsiTheme="majorHAnsi" w:cstheme="majorBidi"/>
+      <w:rFonts/>
       <w:color w:val="000000" w:themeColor="text1"/>
     </w:rPr>
     <w:tblPr>
@@ -7324,7 +7137,7 @@
       <w:spacing w:after="0" w:line="240" w:lineRule="auto"/>
     </w:pPr>
     <w:rPr>
-      <w:rFonts w:asciiTheme="majorHAnsi" w:eastAsiaTheme="majorEastAsia" w:hAnsiTheme="majorHAnsi" w:cstheme="majorBidi"/>
+      <w:rFonts/>
       <w:color w:val="000000" w:themeColor="text1"/>
     </w:rPr>
     <w:tblPr>
@@ -7963,7 +7776,7 @@
       <w:spacing w:after="0" w:line="240" w:lineRule="auto"/>
     </w:pPr>
     <w:rPr>
-      <w:rFonts w:asciiTheme="majorHAnsi" w:eastAsiaTheme="majorEastAsia" w:hAnsiTheme="majorHAnsi" w:cstheme="majorBidi"/>
+      <w:rFonts/>
       <w:color w:val="000000" w:themeColor="text1"/>
     </w:rPr>
     <w:tblPr>
@@ -8088,7 +7901,7 @@
       <w:spacing w:after="0" w:line="240" w:lineRule="auto"/>
     </w:pPr>
     <w:rPr>
-      <w:rFonts w:asciiTheme="majorHAnsi" w:eastAsiaTheme="majorEastAsia" w:hAnsiTheme="majorHAnsi" w:cstheme="majorBidi"/>
+      <w:rFonts/>
       <w:color w:val="000000" w:themeColor="text1"/>
     </w:rPr>
     <w:tblPr>
@@ -8213,7 +8026,7 @@
       <w:spacing w:after="0" w:line="240" w:lineRule="auto"/>
     </w:pPr>
     <w:rPr>
-      <w:rFonts w:asciiTheme="majorHAnsi" w:eastAsiaTheme="majorEastAsia" w:hAnsiTheme="majorHAnsi" w:cstheme="majorBidi"/>
+      <w:rFonts/>
       <w:color w:val="000000" w:themeColor="text1"/>
     </w:rPr>
     <w:tblPr>
@@ -8338,7 +8151,7 @@
       <w:spacing w:after="0" w:line="240" w:lineRule="auto"/>
     </w:pPr>
     <w:rPr>
-      <w:rFonts w:asciiTheme="majorHAnsi" w:eastAsiaTheme="majorEastAsia" w:hAnsiTheme="majorHAnsi" w:cstheme="majorBidi"/>
+      <w:rFonts/>
       <w:color w:val="000000" w:themeColor="text1"/>
     </w:rPr>
     <w:tblPr>
@@ -8463,7 +8276,7 @@
       <w:spacing w:after="0" w:line="240" w:lineRule="auto"/>
     </w:pPr>
     <w:rPr>
-      <w:rFonts w:asciiTheme="majorHAnsi" w:eastAsiaTheme="majorEastAsia" w:hAnsiTheme="majorHAnsi" w:cstheme="majorBidi"/>
+      <w:rFonts/>
       <w:color w:val="000000" w:themeColor="text1"/>
     </w:rPr>
     <w:tblPr>
@@ -8588,7 +8401,7 @@
       <w:spacing w:after="0" w:line="240" w:lineRule="auto"/>
     </w:pPr>
     <w:rPr>
-      <w:rFonts w:asciiTheme="majorHAnsi" w:eastAsiaTheme="majorEastAsia" w:hAnsiTheme="majorHAnsi" w:cstheme="majorBidi"/>
+      <w:rFonts/>
       <w:color w:val="000000" w:themeColor="text1"/>
     </w:rPr>
     <w:tblPr>
@@ -8713,7 +8526,7 @@
       <w:spacing w:after="0" w:line="240" w:lineRule="auto"/>
     </w:pPr>
     <w:rPr>
-      <w:rFonts w:asciiTheme="majorHAnsi" w:eastAsiaTheme="majorEastAsia" w:hAnsiTheme="majorHAnsi" w:cstheme="majorBidi"/>
+      <w:rFonts/>
       <w:color w:val="000000" w:themeColor="text1"/>
     </w:rPr>
     <w:tblPr>
